--- a/v2.0/word/学情预警系统_AI演示脚本与答辩口径.docx
+++ b/v2.0/word/学情预警系统_AI演示脚本与答辩口径.docx
@@ -2883,6 +2883,116 @@
           </w:p>
         </w:tc>
       </w:tr>
+      <w:tr>
+        <w:tc>
+          <w:tcPr>
+            <w:tcW w:type="dxa" w:w="726"/>
+            <w:tcMar>
+              <w:top w:type="dxa" w:w="60"/>
+              <w:left w:type="dxa" w:w="90"/>
+              <w:bottom w:type="dxa" w:w="60"/>
+              <w:right w:type="dxa" w:w="90"/>
+            </w:tcMar>
+            <w:vAlign w:val="center"/>
+          </w:tcPr>
+          <w:p>
+            <w:pPr>
+              <w:spacing w:after="0" w:line="280"/>
+            </w:pPr>
+            <w:r>
+              <w:rPr>
+                <w:rFonts w:ascii="Times New Roman" w:eastAsia="宋体" w:hAnsi="Times New Roman"/>
+                <w:b w:val="false"/>
+                <w:bCs w:val="false"/>
+                <w:sz w:val="19"/>
+                <w:szCs w:val="19"/>
+              </w:rPr>
+              <w:t xml:space="preserve">5:00</w:t>
+            </w:r>
+          </w:p>
+        </w:tc>
+        <w:tc>
+          <w:tcPr>
+            <w:tcW w:type="dxa" w:w="2902"/>
+            <w:tcMar>
+              <w:top w:type="dxa" w:w="60"/>
+              <w:left w:type="dxa" w:w="90"/>
+              <w:bottom w:type="dxa" w:w="60"/>
+              <w:right w:type="dxa" w:w="90"/>
+            </w:tcMar>
+            <w:vAlign w:val="center"/>
+          </w:tcPr>
+          <w:p>
+            <w:pPr>
+              <w:spacing w:after="0" w:line="280"/>
+            </w:pPr>
+            <w:r>
+              <w:rPr>
+                <w:rFonts w:ascii="Times New Roman" w:eastAsia="宋体" w:hAnsi="Times New Roman"/>
+                <w:b w:val="false"/>
+                <w:bCs w:val="false"/>
+                <w:sz w:val="19"/>
+                <w:szCs w:val="19"/>
+              </w:rPr>
+              <w:t xml:space="preserve">教师端「测验与作业」→「AI 批改演示卷」→ 交卷与批改 → 打开 20250001 →「AI 批改建议」</w:t>
+            </w:r>
+          </w:p>
+        </w:tc>
+        <w:tc>
+          <w:tcPr>
+            <w:tcW w:type="dxa" w:w="2721"/>
+            <w:tcMar>
+              <w:top w:type="dxa" w:w="60"/>
+              <w:left w:type="dxa" w:w="90"/>
+              <w:bottom w:type="dxa" w:w="60"/>
+              <w:right w:type="dxa" w:w="90"/>
+            </w:tcMar>
+            <w:vAlign w:val="center"/>
+          </w:tcPr>
+          <w:p>
+            <w:pPr>
+              <w:spacing w:after="0" w:line="280"/>
+            </w:pPr>
+            <w:r>
+              <w:rPr>
+                <w:rFonts w:ascii="Times New Roman" w:eastAsia="宋体" w:hAnsi="Times New Roman"/>
+                <w:b w:val="false"/>
+                <w:bCs w:val="false"/>
+                <w:sz w:val="19"/>
+                <w:szCs w:val="19"/>
+              </w:rPr>
+              <w:t xml:space="preserve">两道简答各出一条建议（3/5、1/5 分）+ 评语 + 给分依据 + 三个校验徽标；点「填入评分框」后提交批改</w:t>
+            </w:r>
+          </w:p>
+        </w:tc>
+        <w:tc>
+          <w:tcPr>
+            <w:tcW w:type="dxa" w:w="2721"/>
+            <w:tcMar>
+              <w:top w:type="dxa" w:w="60"/>
+              <w:left w:type="dxa" w:w="90"/>
+              <w:bottom w:type="dxa" w:w="60"/>
+              <w:right w:type="dxa" w:w="90"/>
+            </w:tcMar>
+            <w:vAlign w:val="center"/>
+          </w:tcPr>
+          <w:p>
+            <w:pPr>
+              <w:spacing w:after="0" w:line="280"/>
+            </w:pPr>
+            <w:r>
+              <w:rPr>
+                <w:rFonts w:ascii="Times New Roman" w:eastAsia="宋体" w:hAnsi="Times New Roman"/>
+                <w:b w:val="false"/>
+                <w:bCs w:val="false"/>
+                <w:sz w:val="19"/>
+                <w:szCs w:val="19"/>
+              </w:rPr>
+              <w:t xml:space="preserve">AI 只给建议：告诉你扣在哪条要点；分数与判卷人还是老师——可解释、可追责</w:t>
+            </w:r>
+          </w:p>
+        </w:tc>
+      </w:tr>
     </w:tbl>
     <w:p>
       <w:pPr>
@@ -4879,6 +4989,170 @@
                 <w:sz w:val="19"/>
                 <w:szCs w:val="19"/>
               </w:rPr>
+              <w:t xml:space="preserve">AI 批改（一人的主观题）</w:t>
+            </w:r>
+          </w:p>
+        </w:tc>
+        <w:tc>
+          <w:tcPr>
+            <w:tcW w:type="dxa" w:w="726"/>
+            <w:tcMar>
+              <w:top w:type="dxa" w:w="60"/>
+              <w:left w:type="dxa" w:w="90"/>
+              <w:bottom w:type="dxa" w:w="60"/>
+              <w:right w:type="dxa" w:w="90"/>
+            </w:tcMar>
+            <w:vAlign w:val="center"/>
+          </w:tcPr>
+          <w:p>
+            <w:pPr>
+              <w:spacing w:after="0" w:line="280"/>
+            </w:pPr>
+            <w:r>
+              <w:rPr>
+                <w:rFonts w:ascii="Times New Roman" w:eastAsia="宋体" w:hAnsi="Times New Roman"/>
+                <w:b w:val="false"/>
+                <w:bCs w:val="false"/>
+                <w:sz w:val="19"/>
+                <w:szCs w:val="19"/>
+              </w:rPr>
+              <w:t xml:space="preserve">2</w:t>
+            </w:r>
+          </w:p>
+        </w:tc>
+        <w:tc>
+          <w:tcPr>
+            <w:tcW w:type="dxa" w:w="1451"/>
+            <w:tcMar>
+              <w:top w:type="dxa" w:w="60"/>
+              <w:left w:type="dxa" w:w="90"/>
+              <w:bottom w:type="dxa" w:w="60"/>
+              <w:right w:type="dxa" w:w="90"/>
+            </w:tcMar>
+            <w:vAlign w:val="center"/>
+          </w:tcPr>
+          <w:p>
+            <w:pPr>
+              <w:spacing w:after="0" w:line="280"/>
+            </w:pPr>
+            <w:r>
+              <w:rPr>
+                <w:rFonts w:ascii="Times New Roman" w:eastAsia="宋体" w:hAnsi="Times New Roman"/>
+                <w:b w:val="false"/>
+                <w:bCs w:val="false"/>
+                <w:sz w:val="19"/>
+                <w:szCs w:val="19"/>
+              </w:rPr>
+              <w:t xml:space="preserve">984</w:t>
+            </w:r>
+          </w:p>
+        </w:tc>
+        <w:tc>
+          <w:tcPr>
+            <w:tcW w:type="dxa" w:w="1451"/>
+            <w:tcMar>
+              <w:top w:type="dxa" w:w="60"/>
+              <w:left w:type="dxa" w:w="90"/>
+              <w:bottom w:type="dxa" w:w="60"/>
+              <w:right w:type="dxa" w:w="90"/>
+            </w:tcMar>
+            <w:vAlign w:val="center"/>
+          </w:tcPr>
+          <w:p>
+            <w:pPr>
+              <w:spacing w:after="0" w:line="280"/>
+            </w:pPr>
+            <w:r>
+              <w:rPr>
+                <w:rFonts w:ascii="Times New Roman" w:eastAsia="宋体" w:hAnsi="Times New Roman"/>
+                <w:b w:val="false"/>
+                <w:bCs w:val="false"/>
+                <w:sz w:val="19"/>
+                <w:szCs w:val="19"/>
+              </w:rPr>
+              <w:t xml:space="preserve">0.0015 元</w:t>
+            </w:r>
+          </w:p>
+        </w:tc>
+        <w:tc>
+          <w:tcPr>
+            <w:tcW w:type="dxa" w:w="1270"/>
+            <w:tcMar>
+              <w:top w:type="dxa" w:w="60"/>
+              <w:left w:type="dxa" w:w="90"/>
+              <w:bottom w:type="dxa" w:w="60"/>
+              <w:right w:type="dxa" w:w="90"/>
+            </w:tcMar>
+            <w:vAlign w:val="center"/>
+          </w:tcPr>
+          <w:p>
+            <w:pPr>
+              <w:spacing w:after="0" w:line="280"/>
+            </w:pPr>
+            <w:r>
+              <w:rPr>
+                <w:rFonts w:ascii="Times New Roman" w:eastAsia="宋体" w:hAnsi="Times New Roman"/>
+                <w:b w:val="false"/>
+                <w:bCs w:val="false"/>
+                <w:sz w:val="19"/>
+                <w:szCs w:val="19"/>
+              </w:rPr>
+              <w:t xml:space="preserve">4.5 秒</w:t>
+            </w:r>
+          </w:p>
+        </w:tc>
+        <w:tc>
+          <w:tcPr>
+            <w:tcW w:type="dxa" w:w="2358"/>
+            <w:tcMar>
+              <w:top w:type="dxa" w:w="60"/>
+              <w:left w:type="dxa" w:w="90"/>
+              <w:bottom w:type="dxa" w:w="60"/>
+              <w:right w:type="dxa" w:w="90"/>
+            </w:tcMar>
+            <w:vAlign w:val="center"/>
+          </w:tcPr>
+          <w:p>
+            <w:pPr>
+              <w:spacing w:after="0" w:line="280"/>
+            </w:pPr>
+            <w:r>
+              <w:rPr>
+                <w:rFonts w:ascii="Times New Roman" w:eastAsia="宋体" w:hAnsi="Times New Roman"/>
+                <w:b w:val="false"/>
+                <w:bCs w:val="false"/>
+                <w:sz w:val="19"/>
+                <w:szCs w:val="19"/>
+              </w:rPr>
+              <w:t xml:space="preserve">LLM</w:t>
+            </w:r>
+          </w:p>
+        </w:tc>
+      </w:tr>
+      <w:tr>
+        <w:tc>
+          <w:tcPr>
+            <w:tcW w:type="dxa" w:w="1814"/>
+            <w:tcMar>
+              <w:top w:type="dxa" w:w="60"/>
+              <w:left w:type="dxa" w:w="90"/>
+              <w:bottom w:type="dxa" w:w="60"/>
+              <w:right w:type="dxa" w:w="90"/>
+            </w:tcMar>
+            <w:vAlign w:val="center"/>
+          </w:tcPr>
+          <w:p>
+            <w:pPr>
+              <w:spacing w:after="0" w:line="280"/>
+            </w:pPr>
+            <w:r>
+              <w:rPr>
+                <w:rFonts w:ascii="Times New Roman" w:eastAsia="宋体" w:hAnsi="Times New Roman"/>
+                <w:b w:val="false"/>
+                <w:bCs w:val="false"/>
+                <w:sz w:val="19"/>
+                <w:szCs w:val="19"/>
+              </w:rPr>
               <w:t xml:space="preserve">合计</w:t>
             </w:r>
           </w:p>
@@ -4906,7 +5180,7 @@
                 <w:sz w:val="19"/>
                 <w:szCs w:val="19"/>
               </w:rPr>
-              <w:t xml:space="preserve">52</w:t>
+              <w:t xml:space="preserve">54</w:t>
             </w:r>
           </w:p>
         </w:tc>
@@ -4933,7 +5207,7 @@
                 <w:sz w:val="19"/>
                 <w:szCs w:val="19"/>
               </w:rPr>
-              <w:t xml:space="preserve">57108</w:t>
+              <w:t xml:space="preserve">59075</w:t>
             </w:r>
           </w:p>
         </w:tc>
@@ -4960,7 +5234,7 @@
                 <w:sz w:val="19"/>
                 <w:szCs w:val="19"/>
               </w:rPr>
-              <w:t xml:space="preserve">0.0857 元</w:t>
+              <w:t xml:space="preserve">0.0886 元</w:t>
             </w:r>
           </w:p>
         </w:tc>
@@ -5543,6 +5817,62 @@
                 <w:szCs w:val="19"/>
               </w:rPr>
               <w:t xml:space="preserve">会，所以只出草稿：五道闸门（结构/答案自洽/出处可核/不照抄不重复/分值难度）先筛，教师改完采纳才进卷；闸门另有 7 个单测钉死</w:t>
+            </w:r>
+          </w:p>
+        </w:tc>
+      </w:tr>
+      <w:tr>
+        <w:tc>
+          <w:tcPr>
+            <w:tcW w:type="dxa" w:w="2540"/>
+            <w:tcMar>
+              <w:top w:type="dxa" w:w="60"/>
+              <w:left w:type="dxa" w:w="90"/>
+              <w:bottom w:type="dxa" w:w="60"/>
+              <w:right w:type="dxa" w:w="90"/>
+            </w:tcMar>
+            <w:vAlign w:val="center"/>
+          </w:tcPr>
+          <w:p>
+            <w:pPr>
+              <w:spacing w:after="0" w:line="280"/>
+            </w:pPr>
+            <w:r>
+              <w:rPr>
+                <w:rFonts w:ascii="Times New Roman" w:eastAsia="宋体" w:hAnsi="Times New Roman"/>
+                <w:b w:val="false"/>
+                <w:bCs w:val="false"/>
+                <w:sz w:val="19"/>
+                <w:szCs w:val="19"/>
+              </w:rPr>
+              <w:t xml:space="preserve">AI 批改会不会乱给分？</w:t>
+            </w:r>
+          </w:p>
+        </w:tc>
+        <w:tc>
+          <w:tcPr>
+            <w:tcW w:type="dxa" w:w="6530"/>
+            <w:tcMar>
+              <w:top w:type="dxa" w:w="60"/>
+              <w:left w:type="dxa" w:w="90"/>
+              <w:bottom w:type="dxa" w:w="60"/>
+              <w:right w:type="dxa" w:w="90"/>
+            </w:tcMar>
+            <w:vAlign w:val="center"/>
+          </w:tcPr>
+          <w:p>
+            <w:pPr>
+              <w:spacing w:after="0" w:line="280"/>
+            </w:pPr>
+            <w:r>
+              <w:rPr>
+                <w:rFonts w:ascii="Times New Roman" w:eastAsia="宋体" w:hAnsi="Times New Roman"/>
+                <w:b w:val="false"/>
+                <w:bCs w:val="false"/>
+                <w:sz w:val="19"/>
+                <w:szCs w:val="19"/>
+              </w:rPr>
+              <w:t xml:space="preserve">只给建议且不许超满分；评语里的数字必须来自满分/得分/参考要点；空作答直接 0 分；写分仍走原批改接口，判卷人是教师本人</w:t>
             </w:r>
           </w:p>
         </w:tc>
